--- a/example_articles/occupations/Construction/3.occupations_Construction_New_York_Times.docx
+++ b/example_articles/occupations/Construction/3.occupations_Construction_New_York_Times.docx
@@ -7,9 +7,7 @@
         <w:pStyle w:val="Heading1"/>
       </w:pPr>
       <w:r>
-        <w:t>NORTHEAST NOTEBOOK: Williston, Vt.;</w:t>
-        <w:br/>
-        <w:t>Planners Help On Affordables</w:t>
+        <w:t>Help Wanted, Work Boots and Skills Provided</w:t>
       </w:r>
     </w:p>
     <w:p>
@@ -19,17 +17,17 @@
     </w:p>
     <w:p>
       <w:r>
-        <w:t>Date: 1991-10-20</w:t>
+        <w:t>Date: 2019-01-09</w:t>
       </w:r>
     </w:p>
     <w:p>
       <w:r>
-        <w:t>Section: Section 10;; Section 10; Page 10; Column 3; Real Estate Desk; Column 3;</w:t>
+        <w:t>Section: Section B; Column 0; Business/Financial Desk; Pg. 6; SQUARE FEET</w:t>
       </w:r>
     </w:p>
     <w:p>
       <w:r>
-        <w:t>Source file: NYT/30.DOCX</w:t>
+        <w:t>Source file: NYT/22.DOCX</w:t>
       </w:r>
     </w:p>
     <w:p>
@@ -51,27 +49,68 @@
     </w:p>
     <w:p>
       <w:r>
-        <w:t>DEVELOPERS in Vermont are turning to an unlikely source -- town planning boards -- for help in building modestly priced, low-profit housing. The boards' traditional requirements, like impact fees and restricted sewer allotments, once made "affordable" housing anathema to builders.</w:t>
+        <w:t>A year ago, Jeromy Gaviola was struggling to find steady and meaningful work in San Francisco. Living in the working-class neighborhood of Hunters Point, he heard about a program that was training residents to build the Chase Center, the $1 billion, 18,000-seat arena in Mission Bay that will be the new home of the Golden State Warriors when it opens this fall.</w:t>
         <w:br/>
-        <w:t>With housing starts in moderate- and higher-priced homes near a standstill, developers are scrambling to stay in business with low-cost offerings. More town planners are encouraging this by helping reduce site development costs, ordinarily a much higher percentage of total costs than in expensive housing.</w:t>
+        <w:t xml:space="preserve">Mr. Gaviola, 33, applied to the program, was accepted and completed six weeks of training in early September. He then began working at the arena and was recently installing insulation and acoustical ceiling tiles above the Warriors' practice court. </w:t>
         <w:br/>
-        <w:t>"I think you are going to see towns and cities continue to respond creatively, to take advantage of an opportunity to bolster that segment of the market and build homes for ordinary, working-class Vermonters," said Williston's town manager, Bert Moffatt.</w:t>
+        <w:t xml:space="preserve">  ''I'm very fortunate to have a job and be part of this,'' he said. ''I was doing little delivery jobs, just to get by with the bills, and was really close to being homeless.''</w:t>
         <w:br/>
-        <w:t>Williston planners dropped requirements for underground storm water runoff and sidewalks at Sunrise at French Hill, a 23-unit development. The town was also quick to grant adequate sewer allotments, despite having to cope with a sorely taxed municipal system.</w:t>
+        <w:t xml:space="preserve">  Mr. Gaviola's experience mirrors that of hundreds of others nationwide as demand for construction labor outstrips supply. Eighty percent of contractors were having trouble finding skilled workers, according to a national survey released last year by the Associated General Contractors of America trade group and the software designer Autodesk.</w:t>
         <w:br/>
-        <w:t>"Sewer capacity here is golden," Mr. Moffatt said. "We gave him sewer capacity and that put him way ahead on the waiting list."</w:t>
+        <w:t xml:space="preserve">  Competition for workers over all has been heating up. December was one of the strongest months of job gains in the last decade, with employers adding 312,000 to payrolls, the Labor Department reported on Friday.</w:t>
         <w:br/>
-        <w:t>The savings let Sterling Construction's president, Bart Frisbie, keep the cost of the homes between $98,000 and $125,000, compared with average new construction costs in Williston of about $200,000.</w:t>
+        <w:t xml:space="preserve">  Facing a tight labor pool, developers, public officials and community organizations are using commercial projects to provide residents with careers in construction. Together, they're making an effort to recruit men and women from impoverished neighborhoods or challenged populations, such as former prison inmates. In booming markets like San Francisco, Denver and Miami, where gentrification is squeezing affordable housing, demand for these types of programs is growing.</w:t>
         <w:br/>
-        <w:t>"We did some horse trading with them," Mr. Frisbie said. "I was asking for a waiver of their standards so I could get my prices down well below what houses ordinarily sell for in Williston."</w:t>
+        <w:t xml:space="preserve">  The training programs are also occurring in smaller markets. In Milwaukee, for example, Gorman &amp; Company, an apartment developer, has teamed up with city, state and community agencies to give former inmates on-the-job training restoring dilapidated, tax-foreclosed homes, which are then rented to low-income earners.</w:t>
         <w:br/>
-        <w:t>French Hill homes have 1,000 to 1,650 square feet of space, Mr. Frisbie said.</w:t>
+        <w:t xml:space="preserve">  ''There's a very limited number of jobs that people re-entering society can do, but they are key to our success,'' said Ted Matkom, president of the Wisconsin market for Gorman. ''They can earn a good wage and are motivated.''</w:t>
         <w:br/>
-        <w:t>John Varsames, president of Northshore Development in Burlington, is another builder who has worked with Mr. Moffatt to get unusual concessions in exchange for providing low-cost housing. Williston planners granted about $50,000 worth of waivers, including sharply reduced impact fees, to the 81-unit Pine Crest Village, a Northshore project that will begin this fall.</w:t>
+        <w:t xml:space="preserve">  In some cases, contractors are required to meet local hiring targets, particularly on big projects that include incentives or are providing a public benefit. Cities and community organizations are recruiting and training workers to help builders meet the thresholds.</w:t>
         <w:br/>
-        <w:t>Under Northshore's agreement with Williston, the town will buy seven units in the mix of one- and two-family homes and multi-family condominiums and keep them perpetually affordable. Units in the mix sell for $69,000 to $89,000.</w:t>
+        <w:t xml:space="preserve">  In addition to classes, the programs typically provide tools, boots and other equipment to the candidates, and they pay for items such as apprentice application fees, child care and gas. Case managers at the organizations even make sure newly employed graduates receive wake-up calls.</w:t>
         <w:br/>
-        <w:t>Mr. Varsames also offers low-interest loans to would-be buyers through a partnership with the Merchants Bank.</w:t>
+        <w:t xml:space="preserve">  The developers of Chase Center are getting a hand from San Francisco's CityBuild Academy, a program that has trained about 1,400 workers since it was introduced in 2006. Among other services, the academy provides 18 weeks of training for apprenticeships in partnership with City College of San Francisco. JPMorgan Chase, which acquired the naming rights to the arena, has also kicked in $350,000 to fund special training courses.</w:t>
+        <w:br/>
+        <w:t xml:space="preserve">  To date, those programs and others have provided union apprenticeships to 81 graduates, according to representatives from CityBuild and the National Basketball Association's Warriors. The workers can make hourly wages of $20 to $30, not including overtime, said Joshua Arce, director of work force development for San Francisco.</w:t>
+        <w:br/>
+        <w:t xml:space="preserve">  ''These are the kind of wages you need to rent an apartment or to save over the long term to buy a home,'' Mr. Arce said. ''This is a way to get in front of displacement and address San Francisco's housing affordability crisis.''</w:t>
+        <w:br/>
+        <w:t xml:space="preserve">  For taxpayer-funded projects, San Francisco requires that local workers perform 30 percent of overall work hours and 50 percent of apprentice hours. The rules do not apply to privately funded projects, but some developers, like those building the Chase Center, also agree to strive for those goals, Mr. Arce said.</w:t>
+        <w:br/>
+        <w:t xml:space="preserve">  Similarly, developers of the downtown Miami Worldcenter agreed to hire 10 percent of their skilled workers and 30 percent of their unskilled workers from Miami-Dade County, with an emphasis on recruiting from the nearby neighborhoods. That was in return for nearly $90 million in incentives to help fund the first phase of the 27-acre, $3 billion luxury residential, office, hotel, entertainment and retail project.</w:t>
+        <w:br/>
+        <w:t xml:space="preserve">  The new state minimum wage is $8.46 an hour, but developers agreed to pay starting hourly wages of at least $11.58 or $12.83, depending on whether health insurance is included.</w:t>
+        <w:br/>
+        <w:t xml:space="preserve">  ''Even though employment is strong in Miami, these jobs offer a great opportunity for folks because they can move up the ladder as they meet certain criteria,'' said Daniel Kodsi, a principal of Paramount Ventures, developer of the $600 million Paramount Miami Worldcenter condominium tower, which is scheduled to open this year.</w:t>
+        <w:br/>
+        <w:t xml:space="preserve">  In addition to spearheading job fairs and other initiatives to recruit workers, the local community redevelopment agency used a federal grant to provide training to 30 students through Miami Dade College. Henry Crespo Sr., president of the Development Firm in Miami, a diversity and inclusion hiring consultant on the project, said another training program was being planned.</w:t>
+        <w:br/>
+        <w:t xml:space="preserve">  ''The idea is not only to steer residents toward the Worldcenter project,'' Mr. Crespo said, ''but to also give them the ability to find a career path through construction.''</w:t>
+        <w:br/>
+        <w:t xml:space="preserve">  In Denver, work is about to begin on the $765 million redevelopment of the National Western Center, home to the 113-year-old National Western Stock Show.</w:t>
+        <w:br/>
+        <w:t xml:space="preserve">  The project, which is being funded by a voter-approved permanent extension of a 1.75 percent tax on hotels and car rentals, will transform about 250 acres northeast of downtown into a campus for the agricultural organization and its livestock, horse and rodeo events held each January. It will also serve as a hub for education and research on food, water, livestock health, and other agricultural and environmental issues.</w:t>
+        <w:br/>
+        <w:t xml:space="preserve">  The redevelopment is expected to create 1,000 construction jobs, and the city is requiring contractors to recruit in nearby low-income neighborhoods and to reach out to veterans and former prison inmates, said Gretchen Hollrah, executive director of the Mayor's Office of the National Western Center. WorkNow, an 18-month-old platform of the Center for Workforce Initiatives at the Community College of Denver, is providing hiring support and training for the project and others.</w:t>
+        <w:br/>
+        <w:t xml:space="preserve">  ''There are many construction projects in Denver that have really intensified the need for an expanded pipeline of workers,'' said Katrina Wert, director of the Center for Workforce Initiatives. ''We want to reach populations that haven't shared in the city's recent growth and prosperity.''</w:t>
+        <w:br/>
+        <w:t xml:space="preserve">  In 2017, WorkNow began recruiting workers for a $1.2 billion, 10-mile overhaul of Interstate 70 in Denver. With the help of $1 million from a philanthropy tied to the Colorado oilman Sam Gary, the organization placed 56 workers into registered apprenticeships and provided 190 experienced construction workers with additional training in its first fiscal year, which ended Sept. 30.</w:t>
+        <w:br/>
+        <w:t xml:space="preserve">  Che Derrera found his way to WorkNow in October. He had difficulty landing work in his previous professions when he was released from prison in early 2018 after serving eight years. But Mr. Derrera, 45, is now an apprentice replacing traffic signals and setting up temporary lights at the I-70 project, and he continues to enhance his skills, including training for hazardous operations and emergencies.</w:t>
+        <w:br/>
+        <w:t xml:space="preserve">  ''This opportunity is a steppingstone -- not to erase my choices in the past, but to build from them and ensure I don't have any setbacks,'' Mr. Derrera said. ''It's a chance to earn a good income and have long-term stability.''</w:t>
+        <w:br/>
+        <w:br/>
+        <w:t>https://www.nytimes.com/2019/01/08/business/construction-labor-job-training.html</w:t>
+        <w:br/>
+        <w:br/>
+        <w:t>Graphic</w:t>
+        <w:br/>
+        <w:br/>
+        <w:t xml:space="preserve"> </w:t>
+        <w:br/>
+        <w:t>PHOTOS: CityBuild Academy, a training program in San Francisco, has helped residents get jobs building the Chase Center, the new home of the Golden State Warriors. The 18,000-seat arena is set to open in the fall. Similar programs have been used in other cities as demand for construction workers outstrips the labor pool. (PHOTOGRAPHS BY JIM MCAULEY FOR THE NEW YORK TIMES)</w:t>
       </w:r>
     </w:p>
     <w:sectPr>

--- a/example_articles/occupations/Construction/3.occupations_Construction_New_York_Times.docx
+++ b/example_articles/occupations/Construction/3.occupations_Construction_New_York_Times.docx
@@ -7,7 +7,7 @@
         <w:pStyle w:val="Heading1"/>
       </w:pPr>
       <w:r>
-        <w:t>Help Wanted, Work Boots and Skills Provided</w:t>
+        <w:t>Seeking Landmarks of a Minority Heritage</w:t>
       </w:r>
     </w:p>
     <w:p>
@@ -17,17 +17,17 @@
     </w:p>
     <w:p>
       <w:r>
-        <w:t>Date: 2019-01-09</w:t>
+        <w:t>Date: 1990-02-18</w:t>
       </w:r>
     </w:p>
     <w:p>
       <w:r>
-        <w:t>Section: Section B; Column 0; Business/Financial Desk; Pg. 6; SQUARE FEET</w:t>
+        <w:t>Section: Section 12CN; Page 29, Column 1; Connecticut Weekly Desk</w:t>
       </w:r>
     </w:p>
     <w:p>
       <w:r>
-        <w:t>Source file: NYT/22.DOCX</w:t>
+        <w:t>Source file: NYT/49.DOCX</w:t>
       </w:r>
     </w:p>
     <w:p>
@@ -49,60 +49,53 @@
     </w:p>
     <w:p>
       <w:r>
-        <w:t>A year ago, Jeromy Gaviola was struggling to find steady and meaningful work in San Francisco. Living in the working-class neighborhood of Hunters Point, he heard about a program that was training residents to build the Chase Center, the $1 billion, 18,000-seat arena in Mission Bay that will be the new home of the Golden State Warriors when it opens this fall.</w:t>
+        <w:t>THE rocks where Indians held council over the centuries and a building where black girls and women attended school in the 1830's are among the Connecticut sites on the National Register of Historic Places. But most places around the state that reflect the history of women and minorities are not recognized, and the Connecticut Historical Commission intends to change that.</w:t>
         <w:br/>
-        <w:t xml:space="preserve">Mr. Gaviola, 33, applied to the program, was accepted and completed six weeks of training in early September. He then began working at the arena and was recently installing insulation and acoustical ceiling tiles above the Warriors' practice court. </w:t>
+        <w:t>The commission wants to identify and document buildings, sites and districts that are relevant to the history of women, blacks, Indians and Americans of Asian and Latin American descent. ''We have so few of those sites identified,'' said Cora Murray, a researcher for the commission.</w:t>
         <w:br/>
-        <w:t xml:space="preserve">  ''I'm very fortunate to have a job and be part of this,'' he said. ''I was doing little delivery jobs, just to get by with the bills, and was really close to being homeless.''</w:t>
+        <w:t>She added that the commission is seeking help in its mission. ''We really feel the need to solicit ideas from the general public and from knowledgeable experts,'' Ms. Murray said.</w:t>
         <w:br/>
-        <w:t xml:space="preserve">  Mr. Gaviola's experience mirrors that of hundreds of others nationwide as demand for construction labor outstrips supply. Eighty percent of contractors were having trouble finding skilled workers, according to a national survey released last year by the Associated General Contractors of America trade group and the software designer Autodesk.</w:t>
+        <w:t xml:space="preserve"> </w:t>
         <w:br/>
-        <w:t xml:space="preserve">  Competition for workers over all has been heating up. December was one of the strongest months of job gains in the last decade, with employers adding 312,000 to payrolls, the Labor Department reported on Friday.</w:t>
+        <w:t>Hill-Stead and Crandall House</w:t>
         <w:br/>
-        <w:t xml:space="preserve">  Facing a tight labor pool, developers, public officials and community organizations are using commercial projects to provide residents with careers in construction. Together, they're making an effort to recruit men and women from impoverished neighborhoods or challenged populations, such as former prison inmates. In booming markets like San Francisco, Denver and Miami, where gentrification is squeezing affordable housing, demand for these types of programs is growing.</w:t>
+        <w:t>She cited some - but few - examples of recognized sites. She noted that Theodate Pope Riddle, daughter of the industrialist Alfred Pope, is credited with helping (in 1900) to design her father's house, now the Hill-Stead Museum, in Farmington, and that the Prudence Crandall House in Canterbury, where Mrs. Crandall ran the first academy in New England for ''young ladies and misses of color,'' is also a museum.</w:t>
         <w:br/>
-        <w:t xml:space="preserve">  The training programs are also occurring in smaller markets. In Milwaukee, for example, Gorman &amp; Company, an apartment developer, has teamed up with city, state and community agencies to give former inmates on-the-job training restoring dilapidated, tax-foreclosed homes, which are then rented to low-income earners.</w:t>
+        <w:t>She also cited the Mashantucket Pequots' efforts to study and preserve sites connected with the tribe's history, the work of the New Haven Preservation Trust to identify city buildings and neighborhoods reflecting black history, and a coming exhibit in Hamden that will focus on Alice Washburn, who designed and built more than 80 houses in Connecticut, mostly in the 1920's. But the commission - which can provide some grants - wants to find more examples and to encourage other efforts.</w:t>
         <w:br/>
-        <w:t xml:space="preserve">  ''There's a very limited number of jobs that people re-entering society can do, but they are key to our success,'' said Ted Matkom, president of the Wisconsin market for Gorman. ''They can earn a good wage and are motivated.''</w:t>
+        <w:t>People involved in such efforts say that they can help to instill pride in a heritage or neighborhood, prevent destruction of sites, and show a neglected side of history.</w:t>
         <w:br/>
-        <w:t xml:space="preserve">  In some cases, contractors are required to meet local hiring targets, particularly on big projects that include incentives or are providing a public benefit. Cities and community organizations are recruiting and training workers to help builders meet the thresholds.</w:t>
+        <w:t xml:space="preserve"> </w:t>
         <w:br/>
-        <w:t xml:space="preserve">  In addition to classes, the programs typically provide tools, boots and other equipment to the candidates, and they pay for items such as apprentice application fees, child care and gas. Case managers at the organizations even make sure newly employed graduates receive wake-up calls.</w:t>
+        <w:t>Studies by Pequots</w:t>
         <w:br/>
-        <w:t xml:space="preserve">  The developers of Chase Center are getting a hand from San Francisco's CityBuild Academy, a program that has trained about 1,400 workers since it was introduced in 2006. Among other services, the academy provides 18 weeks of training for apprenticeships in partnership with City College of San Francisco. JPMorgan Chase, which acquired the naming rights to the arena, has also kicked in $350,000 to fund special training courses.</w:t>
+        <w:t>''This tribe has long placed emphasis on history not in the books,'' said Kate Poole, an anthropologist who is museum coordinator for the Mashantucket Pequots at their reservation in Ledyard. The tribe is working to establish a museum detailing its history, and part of the reservation - including the rocks where councils were held and a 19th-century farmhouse that was home to members of the tribe - is on the National Register of Historic Places.</w:t>
         <w:br/>
-        <w:t xml:space="preserve">  To date, those programs and others have provided union apprenticeships to 81 graduates, according to representatives from CityBuild and the National Basketball Association's Warriors. The workers can make hourly wages of $20 to $30, not including overtime, said Joshua Arce, director of work force development for San Francisco.</w:t>
+        <w:t>The tribe has sponsored several archeological studies on the reservation. ''Some sites are as old as 9,000 years,'' Ms. Poole said. With a grant from the National Parks Service, the tribe also conducted an archeological survey of the site of a Pequot fort in what is now Mystic, where hundreds of Pequots were killed in 1637 when the colonist John Mason and his forces attacked. Ms. Poole added that recognition of sites could prevent situations like one in Niantic, where development has disturbed Indian burial grounds.</w:t>
         <w:br/>
-        <w:t xml:space="preserve">  ''These are the kind of wages you need to rent an apartment or to save over the long term to buy a home,'' Mr. Arce said. ''This is a way to get in front of displacement and address San Francisco's housing affordability crisis.''</w:t>
+        <w:t>The Afro-American Heritage Project, undertaken by the New Haven Preservation Trust, documented buildings and neighborhoods that reflect the city's black heritage. The project, financed by the Connecticut Humanities Council, was begun in 1985 by Preston Maynard, then director of the trust, and continued by Peter Haller, the next director.</w:t>
         <w:br/>
-        <w:t xml:space="preserve">  For taxpayer-funded projects, San Francisco requires that local workers perform 30 percent of overall work hours and 50 percent of apprentice hours. The rules do not apply to privately funded projects, but some developers, like those building the Chase Center, also agree to strive for those goals, Mr. Arce said.</w:t>
+        <w:t>The trust's work included producing a brochure and an audio tape guiding people to significant sites like Trowbridge Square and the former Goffe Street School.</w:t>
         <w:br/>
-        <w:t xml:space="preserve">  Similarly, developers of the downtown Miami Worldcenter agreed to hire 10 percent of their skilled workers and 30 percent of their unskilled workers from Miami-Dade County, with an emphasis on recruiting from the nearby neighborhoods. That was in return for nearly $90 million in incentives to help fund the first phase of the 27-acre, $3 billion luxury residential, office, hotel, entertainment and retail project.</w:t>
+        <w:t>Trowbridge Square - several blocks of mostly modest frame houses in the City Point area of New Haven - was first developed around 1830 by Simeon Jocelyn. An abolitionist who espoused a philosophy of social responsibility, Jocelyn built houses that were, Mr. Haller said, ''meant for the working class, especially blacks.'' The brick Greek Revival building at 106 Goffe Street which today is a Masonic temple was built around 1860 as a school for black children.</w:t>
         <w:br/>
-        <w:t xml:space="preserve">  The new state minimum wage is $8.46 an hour, but developers agreed to pay starting hourly wages of at least $11.58 or $12.83, depending on whether health insurance is included.</w:t>
+        <w:t>Mr. Haller noted that projects like Afro-American Heritage are valuable in part because knowing the historical value of a poor neighborhood can sometimes be a first step in revitalizing the neighborhood, and in giving its residents a sense of pride and caring.</w:t>
         <w:br/>
-        <w:t xml:space="preserve">  ''Even though employment is strong in Miami, these jobs offer a great opportunity for folks because they can move up the ladder as they meet certain criteria,'' said Daniel Kodsi, a principal of Paramount Ventures, developer of the $600 million Paramount Miami Worldcenter condominium tower, which is scheduled to open this year.</w:t>
+        <w:t>The Washburn exhibit, ''Alice Washburn Celebrated,'' will open on March 4 at the Eli Whitney Museum in Hamden. It will show the work of Mrs. Washburn (1870-1958), who between 1919 and 1931 designed and built more than 80 homes in Cheshire, Hamden, and New Haven. Principal researcher for the project was Martha Yellig of Hamden, who in 1984, as an undergraduate at Southern Connecticut State University, began to document Washburn houses for an art history paper. Ms. Yellig found ''a treasure trove,'' said Willam Brown, director of the museum.</w:t>
         <w:br/>
-        <w:t xml:space="preserve">  In addition to spearheading job fairs and other initiatives to recruit workers, the local community redevelopment agency used a federal grant to provide training to 30 students through Miami Dade College. Henry Crespo Sr., president of the Development Firm in Miami, a diversity and inclusion hiring consultant on the project, said another training program was being planned.</w:t>
+        <w:t>He said that Mrs. Washburn was unusual not only because she was a woman who designed houses and ran a construction business, but also because she produced so many houses in so few years. ''And they are remarkable houses,'' he said.</w:t>
         <w:br/>
-        <w:t xml:space="preserve">  ''The idea is not only to steer residents toward the Worldcenter project,'' Mr. Crespo said, ''but to also give them the ability to find a career path through construction.''</w:t>
+        <w:t>He noted that Mrs. Washburn's houses range ''from simple to quite grand,'' are much loved by their owners, sometimes have quirky touches like windows in the linen closets, and are of Colonial Revival style but show Mrs. Washburn's sense of the suburban future: They have attached (and often two-car) garages. The exhibit will run to June 17 and will be accompanied by tours and lectures. ''People will know Alice Washburn's name when we're through,'' said Mr. Brown.</w:t>
         <w:br/>
-        <w:t xml:space="preserve">  In Denver, work is about to begin on the $765 million redevelopment of the National Western Center, home to the 113-year-old National Western Stock Show.</w:t>
+        <w:t>Commission staff members and others say that they do not know just where they will find more names and places representing the history of women and minorities. Anyone wishing to suggest a site may write or call the Connecticut Historical Commission, 59 South Prospect Street, Hartford, Conn. 06106.</w:t>
         <w:br/>
-        <w:t xml:space="preserve">  The project, which is being funded by a voter-approved permanent extension of a 1.75 percent tax on hotels and car rentals, will transform about 250 acres northeast of downtown into a campus for the agricultural organization and its livestock, horse and rodeo events held each January. It will also serve as a hub for education and research on food, water, livestock health, and other agricultural and environmental issues.</w:t>
+        <w:t>David Poirier, staff archeologist for the commission, said that the Native American Heritage Advisory Council, a group appointed by the Governor, would advise the commission about Indian places, especially burial grounds and sacred sites. ''We will welcome suggestions for possible sites fom anyone,'' he added.</w:t>
         <w:br/>
-        <w:t xml:space="preserve">  The redevelopment is expected to create 1,000 construction jobs, and the city is requiring contractors to recruit in nearby low-income neighborhoods and to reach out to veterans and former prison inmates, said Gretchen Hollrah, executive director of the Mayor's Office of the National Western Center. WorkNow, an 18-month-old platform of the Center for Workforce Initiatives at the Community College of Denver, is providing hiring support and training for the project and others.</w:t>
+        <w:t>Mr. Haller, who recently left the New Haven Preservation Trust to become executive director of New London Landmarks, said that he is sure that New London has buildings significant to black history but that he has not had time to identify them. Ms. Murray noted that she has a few tantalizing but meager bits of information on other possible sites.</w:t>
         <w:br/>
-        <w:t xml:space="preserve">  ''There are many construction projects in Denver that have really intensified the need for an expanded pipeline of workers,'' said Katrina Wert, director of the Center for Workforce Initiatives. ''We want to reach populations that haven't shared in the city's recent growth and prosperity.''</w:t>
+        <w:t>''There are things we've heard about,'' she said. She recently heard of a school for blacks in Shelton and noticed a reference in ''Connecticut Place Names''(published by the Connecticut Historical Society) citing Glasgo, a village in eastern Connecticut, as being named for Isaac Glasko, who was of black and Indian descent and who early in the 19th century developed a business in marine hardware and whaling implements.</w:t>
         <w:br/>
-        <w:t xml:space="preserve">  In 2017, WorkNow began recruiting workers for a $1.2 billion, 10-mile overhaul of Interstate 70 in Denver. With the help of $1 million from a philanthropy tied to the Colorado oilman Sam Gary, the organization placed 56 workers into registered apprenticeships and provided 190 experienced construction workers with additional training in its first fiscal year, which ended Sept. 30.</w:t>
-        <w:br/>
-        <w:t xml:space="preserve">  Che Derrera found his way to WorkNow in October. He had difficulty landing work in his previous professions when he was released from prison in early 2018 after serving eight years. But Mr. Derrera, 45, is now an apprentice replacing traffic signals and setting up temporary lights at the I-70 project, and he continues to enhance his skills, including training for hazardous operations and emergencies.</w:t>
-        <w:br/>
-        <w:t xml:space="preserve">  ''This opportunity is a steppingstone -- not to erase my choices in the past, but to build from them and ensure I don't have any setbacks,'' Mr. Derrera said. ''It's a chance to earn a good income and have long-term stability.''</w:t>
-        <w:br/>
-        <w:br/>
-        <w:t>https://www.nytimes.com/2019/01/08/business/construction-labor-job-training.html</w:t>
+        <w:t>Regarding Asian-American and Latin American sites, Ms. Murray said, ''we don't have anything we can cite, but we're looking.'' She said that the commission will be contacting minority newspapers and organizations. But for now, she said, ''We don't know what exists out there.''</w:t>
         <w:br/>
         <w:br/>
         <w:t>Graphic</w:t>
@@ -110,7 +103,7 @@
         <w:br/>
         <w:t xml:space="preserve"> </w:t>
         <w:br/>
-        <w:t>PHOTOS: CityBuild Academy, a training program in San Francisco, has helped residents get jobs building the Chase Center, the new home of the Golden State Warriors. The 18,000-seat arena is set to open in the fall. Similar programs have been used in other cities as demand for construction workers outstrips the labor pool. (PHOTOGRAPHS BY JIM MCAULEY FOR THE NEW YORK TIMES)</w:t>
+        <w:t>Photos; Among Connecticut sites that reflect the history of women and minorities are the brick Greek revival building on Goffe Street in New Haven, left, which was built around 1860 as a school for black children. It is now a Masonic temple. A coming exhibit in Hamden will focus on Alice Washburn, who designed and built more than 80 houses, among them these two in Hamden, between 1919 and 1931.</w:t>
       </w:r>
     </w:p>
     <w:sectPr>

--- a/example_articles/occupations/Construction/3.occupations_Construction_New_York_Times.docx
+++ b/example_articles/occupations/Construction/3.occupations_Construction_New_York_Times.docx
@@ -7,7 +7,7 @@
         <w:pStyle w:val="Heading1"/>
       </w:pPr>
       <w:r>
-        <w:t>Seeking Landmarks of a Minority Heritage</w:t>
+        <w:t>The Toppled Chimney Mystery: Is It the Fault's Fault?</w:t>
       </w:r>
     </w:p>
     <w:p>
@@ -17,17 +17,17 @@
     </w:p>
     <w:p>
       <w:r>
-        <w:t>Date: 1990-02-18</w:t>
+        <w:t>Date: 2001-03-27</w:t>
       </w:r>
     </w:p>
     <w:p>
       <w:r>
-        <w:t>Section: Section 12CN; Page 29, Column 1; Connecticut Weekly Desk</w:t>
+        <w:t>Section: Section F; Column 2; Science Desk; Pg. 4</w:t>
       </w:r>
     </w:p>
     <w:p>
       <w:r>
-        <w:t>Source file: NYT/49.DOCX</w:t>
+        <w:t>Source file: NYT/45.DOCX</w:t>
       </w:r>
     </w:p>
     <w:p>
@@ -49,53 +49,50 @@
     </w:p>
     <w:p>
       <w:r>
-        <w:t>THE rocks where Indians held council over the centuries and a building where black girls and women attended school in the 1830's are among the Connecticut sites on the National Register of Historic Places. But most places around the state that reflect the history of women and minorities are not recognized, and the Connecticut Historical Commission intends to change that.</w:t>
+        <w:t>Against the musical backdrop of masons' hammers everywhere clink-clinking on brick, Dr. Derek Booth, a geologist at the University of Washington, is driving through West Seattle pointing out the curious excess of chimneys damaged here in last month's earthquake. Cruising past the modest bungalows and ranch homes, he points to a chimney with a stair-step crack down its bricks, another cockeyed from twisting and many others beheaded at the roofline.</w:t>
         <w:br/>
-        <w:t>The commission wants to identify and document buildings, sites and districts that are relevant to the history of women, blacks, Indians and Americans of Asian and Latin American descent. ''We have so few of those sites identified,'' said Cora Murray, a researcher for the commission.</w:t>
+        <w:t xml:space="preserve">     Geologists have, in fact, been fascinated by the tumbling chimneys of West Seattle since they first fell like rain in the 1965 earthquake. Scientists asked, Did this working-class enclave shake more violently than everywhere else? Did contractors erect particularly shoddy chimneys or is there some other as yet unfathomed explanation? </w:t>
         <w:br/>
-        <w:t>She added that the commission is seeking help in its mission. ''We really feel the need to solicit ideas from the general public and from knowledgeable experts,'' Ms. Murray said.</w:t>
+        <w:t xml:space="preserve"> Now a new survey of 50,000 to 60,000 chimneys in the Puget Sound area may, at last, have identified the true culprit: the infamous Seattle fault zone.</w:t>
         <w:br/>
-        <w:t xml:space="preserve"> </w:t>
+        <w:t xml:space="preserve">Scientists note that this complex of faults, running east-west beneath the city and beyond, did not move during the recent Nisqually earthquake. Instead, they say, the fault zone appears to have focused shaking from the quake, creating a zone of intensified destruction above itself -- through West Seattle and west to Bremerton and east to Beacon Hill. </w:t>
         <w:br/>
-        <w:t>Hill-Stead and Crandall House</w:t>
+        <w:t>"It's a surprise," said Dr. Booth, adding that while the fault zone remains by far the leading contender, researchers are continuing to test for other possible explanations for the pattern of damage. "Nobody expected to see any association with the Seattle fault zone."</w:t>
         <w:br/>
-        <w:t>She cited some - but few - examples of recognized sites. She noted that Theodate Pope Riddle, daughter of the industrialist Alfred Pope, is credited with helping (in 1900) to design her father's house, now the Hill-Stead Museum, in Farmington, and that the Prudence Crandall House in Canterbury, where Mrs. Crandall ran the first academy in New England for ''young ladies and misses of color,'' is also a museum.</w:t>
+        <w:t>With the survey of chimneys completed just this week, the team of 12 researchers headed up by Dr. Booth and Dr. Ray Wells, a geologist with the United States Geological Survey, will present their findings at the annual meeting of the Seismological Society of America next month in San Francisco.</w:t>
         <w:br/>
-        <w:t>She also cited the Mashantucket Pequots' efforts to study and preserve sites connected with the tribe's history, the work of the New Haven Preservation Trust to identify city buildings and neighborhoods reflecting black history, and a coming exhibit in Hamden that will focus on Alice Washburn, who designed and built more than 80 houses in Connecticut, mostly in the 1920's. But the commission - which can provide some grants - wants to find more examples and to encourage other efforts.</w:t>
+        <w:t xml:space="preserve">Researchers said the new work would be of particular interest as the latest evidence indicating that faults can focus shaking to produce concentrated damage in unexpected locations, sometimes far from where the quake originated. In addition, the line of damage mapped so neatly over the Seattle fault zone that researchers are now surveying chimneys in hope of mapping the Olympia fault, whose boundaries are poorly known. </w:t>
         <w:br/>
-        <w:t>People involved in such efforts say that they can help to instill pride in a heritage or neighborhood, prevent destruction of sites, and show a neglected side of history.</w:t>
+        <w:t xml:space="preserve">To measure shaking from temblors, researchers typically use carefully calibrated and highly sensitive seismometers. But such instruments are expensive and deployed in limited numbers, making their measurements precise but few and far between. </w:t>
         <w:br/>
-        <w:t xml:space="preserve"> </w:t>
+        <w:t>"The seismologists have a lot on us," said Dr. Booth of researchers using such high-tech devices. "But we've got 60,000 chimneys. That's the one thing we've got on them."</w:t>
         <w:br/>
-        <w:t>Studies by Pequots</w:t>
+        <w:t>Chimneys are also among the first things to fail in a quake and are easily seen from the road, making them ideal, if informal, monitors of shaking. To take advantage of these brick-and-mortar seismometers, researchers from the University of Washington, the Geological Survey and Western Washington University drove through Seattle as well as areas outside the city. When they spotted damaged or downed chimneys, they tallied the victims, their injuries and recorded their locations.</w:t>
         <w:br/>
-        <w:t>''This tribe has long placed emphasis on history not in the books,'' said Kate Poole, an anthropologist who is museum coordinator for the Mashantucket Pequots at their reservation in Ledyard. The tribe is working to establish a museum detailing its history, and part of the reservation - including the rocks where councils were held and a 19th-century farmhouse that was home to members of the tribe - is on the National Register of Historic Places.</w:t>
+        <w:t>The researchers found some 1,500 damaged chimneys, mostly in a distinctive east-west band atop the Seattle fault zone. In West Seattle the damage was so localized that the worst of it could be seen in the blocks coming off Hanford Street, which runs east-west.</w:t>
         <w:br/>
-        <w:t>The tribe has sponsored several archeological studies on the reservation. ''Some sites are as old as 9,000 years,'' Ms. Poole said. With a grant from the National Parks Service, the tribe also conducted an archeological survey of the site of a Pequot fort in what is now Mystic, where hundreds of Pequots were killed in 1637 when the colonist John Mason and his forces attacked. Ms. Poole added that recognition of sites could prevent situations like one in Niantic, where development has disturbed Indian burial grounds.</w:t>
+        <w:t>Dr. Wells said the team looked for other explanations for the pattern like changes in the rock types or topology but found none. "It seems to cut across different architectural styles," he said. "They're just all brick chimneys."</w:t>
         <w:br/>
-        <w:t>The Afro-American Heritage Project, undertaken by the New Haven Preservation Trust, documented buildings and neighborhoods that reflect the city's black heritage. The project, financed by the Connecticut Humanities Council, was begun in 1985 by Preston Maynard, then director of the trust, and continued by Peter Haller, the next director.</w:t>
+        <w:t xml:space="preserve">But the fault zone can't explain all the damage. The Madrona neighborhood and an area southeast of Green Lake -- both away from the fault zone -- also had concentrations of damage, but less severe. Researchers say they do not yet know why. For residents hoping to gauge future threats, learning the cause may be less important than the fact that the damage is so strikingly predictable. </w:t>
         <w:br/>
-        <w:t>The trust's work included producing a brochure and an audio tape guiding people to significant sites like Trowbridge Square and the former Goffe Street School.</w:t>
+        <w:t>"These chimneys are a pretty good way to figure out in future earthquakes what's going to shake the hardest and where the damage might be focused," said Dr. Tom Brocher, a geophysicist with the Geological Survey who was not involved in the research. "It's telling us to pay attention to this area in the future."</w:t>
         <w:br/>
-        <w:t>Trowbridge Square - several blocks of mostly modest frame houses in the City Point area of New Haven - was first developed around 1830 by Simeon Jocelyn. An abolitionist who espoused a philosophy of social responsibility, Jocelyn built houses that were, Mr. Haller said, ''meant for the working class, especially blacks.'' The brick Greek Revival building at 106 Goffe Street which today is a Masonic temple was built around 1860 as a school for black children.</w:t>
+        <w:t>Dr. Booth said the hardest-hit blocks in West Seattle were the same in the Feb. 28 quake as they were in 1965's. Even the same parts of the same houses felt the same stresses.</w:t>
         <w:br/>
-        <w:t>Mr. Haller noted that projects like Afro-American Heritage are valuable in part because knowing the historical value of a poor neighborhood can sometimes be a first step in revitalizing the neighborhood, and in giving its residents a sense of pride and caring.</w:t>
+        <w:t>Karen Witheril said she moved into her home in West Seattle not long after the 1965 quake. "We'd seen damage in the plaster," said Mrs. Witheril, pointing out the hairline fractures in the living room and hallway as masons dismantled her chimney outside. "That's where the cracks were again this time."</w:t>
         <w:br/>
-        <w:t>The Washburn exhibit, ''Alice Washburn Celebrated,'' will open on March 4 at the Eli Whitney Museum in Hamden. It will show the work of Mrs. Washburn (1870-1958), who between 1919 and 1931 designed and built more than 80 homes in Cheshire, Hamden, and New Haven. Principal researcher for the project was Martha Yellig of Hamden, who in 1984, as an undergraduate at Southern Connecticut State University, began to document Washburn houses for an art history paper. Ms. Yellig found ''a treasure trove,'' said Willam Brown, director of the museum.</w:t>
+        <w:t>Scientists say it is still unclear how the Seattle fault zone might be focusing shaking. In the most simplistic sense, researchers expect to see the greatest damage nearest to where an earthquake originates.</w:t>
         <w:br/>
-        <w:t>He said that Mrs. Washburn was unusual not only because she was a woman who designed houses and ran a construction business, but also because she produced so many houses in so few years. ''And they are remarkable houses,'' he said.</w:t>
+        <w:t>But in Kobe, Japan, and Northridge, Calif., researchers found zones of intense damage away from the origin of the quake suggesting that seismic waves were not simply heading up and away from the faults from which they came.</w:t>
         <w:br/>
-        <w:t>He noted that Mrs. Washburn's houses range ''from simple to quite grand,'' are much loved by their owners, sometimes have quirky touches like windows in the linen closets, and are of Colonial Revival style but show Mrs. Washburn's sense of the suburban future: They have attached (and often two-car) garages. The exhibit will run to June 17 and will be accompanied by tours and lectures. ''People will know Alice Washburn's name when we're through,'' said Mr. Brown.</w:t>
+        <w:t xml:space="preserve">Instead, according to Dr. Robert Graves, a seismologist at the engineering company URS Corporation, one theory suggests that seismic waves can bounce or have their path of movement bent like a ray of refracted light when they hit a structure like a fault. That could potentially result in redirected waves piling up in unexpected locations and causing increased shaking -- as in West Seattle. But whether such mechanisms are at work remains to be seen. "Now we have a chance to test this model with the new earthquake," said Dr. Graves. </w:t>
         <w:br/>
-        <w:t>Commission staff members and others say that they do not know just where they will find more names and places representing the history of women and minorities. Anyone wishing to suggest a site may write or call the Connecticut Historical Commission, 59 South Prospect Street, Hartford, Conn. 06106.</w:t>
+        <w:t>But geologists are not the only people whose careers have been enriched by the ruined chimneys.</w:t>
         <w:br/>
-        <w:t>David Poirier, staff archeologist for the commission, said that the Native American Heritage Advisory Council, a group appointed by the Governor, would advise the commission about Indian places, especially burial grounds and sacred sites. ''We will welcome suggestions for possible sites fom anyone,'' he added.</w:t>
+        <w:t>"A whole lot of chimneys shook," said Bill Murdock, a mason with All Masonry &amp; Construction, who was knocking down a cracked chimney two blocks from Hanford Street. When asked how long a homeowner would have to wait to get a chimney fixed these days, he looked down from his scaffolding and laughed. "We've got so much work, we're backed up for months."</w:t>
         <w:br/>
-        <w:t>Mr. Haller, who recently left the New Haven Preservation Trust to become executive director of New London Landmarks, said that he is sure that New London has buildings significant to black history but that he has not had time to identify them. Ms. Murray noted that she has a few tantalizing but meager bits of information on other possible sites.</w:t>
         <w:br/>
-        <w:t>''There are things we've heard about,'' she said. She recently heard of a school for blacks in Shelton and noticed a reference in ''Connecticut Place Names''(published by the Connecticut Historical Society) citing Glasgo, a village in eastern Connecticut, as being named for Isaac Glasko, who was of black and Indian descent and who early in the 19th century developed a business in marine hardware and whaling implements.</w:t>
-        <w:br/>
-        <w:t>Regarding Asian-American and Latin American sites, Ms. Murray said, ''we don't have anything we can cite, but we're looking.'' She said that the commission will be contacting minority newspapers and organizations. But for now, she said, ''We don't know what exists out there.''</w:t>
+        <w:t>http://www.nytimes.com</w:t>
         <w:br/>
         <w:br/>
         <w:t>Graphic</w:t>
@@ -103,7 +100,7 @@
         <w:br/>
         <w:t xml:space="preserve"> </w:t>
         <w:br/>
-        <w:t>Photos; Among Connecticut sites that reflect the history of women and minorities are the brick Greek revival building on Goffe Street in New Haven, left, which was built around 1860 as a school for black children. It is now a Masonic temple. A coming exhibit in Hamden will focus on Alice Washburn, who designed and built more than 80 houses, among them these two in Hamden, between 1919 and 1931.</w:t>
+        <w:t>Photos: Dr. Derek Booth, left, a geologist at the University of Washington, is looking for an explanation of the curious excess of chimneys damaged in last month's earthquake in Seattle. The damage suggests that the Seattle fault, which did not move in the quake, nevertheless focused shaking to produce damage far from the quake's point of origin. (Photographs by Doug Wilson for The New York Times) Map of Seattle highlighting quake damage: A survey of 50,000 to 60,000 chimneys in the Puget Sound area, conducted by the University of Washington and the United States Geological Survey, shows damage that in many cases tracks the Seattle fault zone.</w:t>
       </w:r>
     </w:p>
     <w:sectPr>
